--- a/compute-bazaar-bench/evals/transactions/normalize-buyer-mandate/solution/buyer-mandate-brief.docx
+++ b/compute-bazaar-bench/evals/transactions/normalize-buyer-mandate/solution/buyer-mandate-brief.docx
@@ -1948,7 +1948,7 @@
               <w:rPr>
                 <w:sz w:val="18"/>
               </w:rPr>
-              <w:t>Current SOC 2 Type II; customer-managed encryption keys; United States data residency; exportable administrative and workload-access audit logs; controlled physical access and named-person access records for the GPU hall.</w:t>
+              <w:t>Current SOC 2 Type II report; customer-managed encryption keys; United States data residency; exportable administrative and workload-access audit logs; controlled physical access and named-person access records for the GPU hall.</w:t>
             </w:r>
           </w:p>
         </w:tc>
@@ -2020,7 +2020,7 @@
     </w:p>
     <w:p>
       <w:r>
-        <w:t>Base-term calculation uses the staged ramp and an end boundary of July 15, 2028: 512 GPUs x 17 days x 24 hours, plus 1,024 GPUs x 530 days x 24 hours = 13,234,176 committed GPU-hours.</w:t>
+        <w:t>For calculation only, assume the first tranche starts service on January 15, 2027 inclusive and the 18-month base term ends on July 15, 2028 exclusive: 512 GPUs x 17 days x 24 hours, plus 1,024 GPUs x 530 days x 24 hours = 13,234,176 committed GPU-hours.</w:t>
       </w:r>
     </w:p>
     <w:tbl>
@@ -2354,7 +2354,7 @@
     </w:p>
     <w:p>
       <w:r>
-        <w:t>The estimate excludes taxes and the optional expansion. Deposit dollars remain open until the final rate and monthly-hour billing convention are agreed. Any power, implementation, or other pass-through must be tested against the $3.35 all-in cap; egress pricing remains unresolved.</w:t>
+        <w:t>The estimate excludes taxes and the optional expansion. Deposit dollars remain open until the final rate and monthly-hour billing convention are agreed. Implementation charges were not discussed, and egress pricing remains unresolved. Any power or other operating pass-through must stay within the $3.35 all-in cap.</w:t>
       </w:r>
     </w:p>
     <w:p>
